--- a/temp/test-sesion.docx
+++ b/temp/test-sesion.docx
@@ -109,33 +109,7 @@
                                   <w:szCs w:val="32"/>
                                   <w:lang w:val="en-US"/>
                                 </w:rPr>
-                                <w:t xml:space="preserve">Test</w:t>
-                              </w:r>
-                              <w:proofErr w:type="spellStart"/>
-                              <w:r>
-                                <w:rPr>
-                                  <w:rFonts w:ascii="Amasis MT Pro Black" w:hAnsi="Amasis MT Pro Black" w:cs="ADLaM Display"/>
-                                  <w:b/>
-                                  <w:bCs/>
-                                  <w:color w:val="0B35E7"/>
-                                  <w:sz w:val="32"/>
-                                  <w:szCs w:val="32"/>
-                                  <w:lang w:val="en-US"/>
-                                </w:rPr>
-                                <w:t/>
-                              </w:r>
-                              <w:proofErr w:type="spellEnd"/>
-                              <w:r>
-                                <w:rPr>
-                                  <w:rFonts w:ascii="Amasis MT Pro Black" w:hAnsi="Amasis MT Pro Black" w:cs="ADLaM Display"/>
-                                  <w:b/>
-                                  <w:bCs/>
-                                  <w:color w:val="0B35E7"/>
-                                  <w:sz w:val="32"/>
-                                  <w:szCs w:val="32"/>
-                                  <w:lang w:val="en-US"/>
-                                </w:rPr>
-                                <w:t/>
+                                <w:t>Test</w:t>
                               </w:r>
                             </w:p>
                           </w:txbxContent>
@@ -229,31 +203,7 @@
                                   <w:sz w:val="32"/>
                                   <w:szCs w:val="32"/>
                                 </w:rPr>
-                                <w:t xml:space="preserve">1</w:t>
-                              </w:r>
-                              <w:proofErr w:type="spellStart"/>
-                              <w:r>
-                                <w:rPr>
-                                  <w:rFonts w:ascii="Amasis MT Pro Black" w:hAnsi="Amasis MT Pro Black" w:cs="ADLaM Display"/>
-                                  <w:b/>
-                                  <w:bCs/>
-                                  <w:color w:val="0B35E7"/>
-                                  <w:sz w:val="32"/>
-                                  <w:szCs w:val="32"/>
-                                </w:rPr>
-                                <w:t/>
-                              </w:r>
-                              <w:proofErr w:type="spellEnd"/>
-                              <w:r>
-                                <w:rPr>
-                                  <w:rFonts w:ascii="Amasis MT Pro Black" w:hAnsi="Amasis MT Pro Black" w:cs="ADLaM Display"/>
-                                  <w:b/>
-                                  <w:bCs/>
-                                  <w:color w:val="0B35E7"/>
-                                  <w:sz w:val="32"/>
-                                  <w:szCs w:val="32"/>
-                                </w:rPr>
-                                <w:t/>
+                                <w:t>1</w:t>
                               </w:r>
                               <w:r>
                                 <w:rPr>
@@ -529,7 +479,7 @@
     </w:p>
     <w:p>
       <w:pPr>
-        <w:pStyle w:val="ListParagraph"/>
+        <w:pStyle w:val="Prrafodelista"/>
         <w:numPr>
           <w:ilvl w:val="0"/>
           <w:numId w:val="1"/>
@@ -561,7 +511,7 @@
     </w:p>
     <w:tbl>
       <w:tblPr>
-        <w:tblStyle w:val="TableGrid"/>
+        <w:tblStyle w:val="Tablaconcuadrcula"/>
         <w:tblW w:w="10484" w:type="dxa"/>
         <w:jc w:val="center"/>
         <w:tblBorders>
@@ -732,29 +682,7 @@
                 <w:sz w:val="20"/>
                 <w:szCs w:val="20"/>
               </w:rPr>
-              <w:t xml:space="preserve">IE</w:t>
-            </w:r>
-            <w:proofErr w:type="spellStart"/>
-            <w:r>
-              <w:rPr>
-                <w:rFonts w:ascii="Arial Nova Cond Light" w:hAnsi="Arial Nova Cond Light" w:cs="Times New Roman"/>
-                <w:b/>
-                <w:bCs/>
-                <w:sz w:val="20"/>
-                <w:szCs w:val="20"/>
-              </w:rPr>
-              <w:t/>
-            </w:r>
-            <w:proofErr w:type="spellEnd"/>
-            <w:r>
-              <w:rPr>
-                <w:rFonts w:ascii="Arial Nova Cond Light" w:hAnsi="Arial Nova Cond Light" w:cs="Times New Roman"/>
-                <w:b/>
-                <w:bCs/>
-                <w:sz w:val="20"/>
-                <w:szCs w:val="20"/>
-              </w:rPr>
-              <w:t/>
+              <w:t>IE</w:t>
             </w:r>
           </w:p>
         </w:tc>
@@ -778,25 +706,7 @@
                 <w:sz w:val="20"/>
                 <w:szCs w:val="20"/>
               </w:rPr>
-              <w:t xml:space="preserve">Comunicación</w:t>
-            </w:r>
-            <w:proofErr w:type="spellStart"/>
-            <w:r>
-              <w:rPr>
-                <w:rFonts w:ascii="Arial Nova Cond Light" w:hAnsi="Arial Nova Cond Light" w:cs="Times New Roman"/>
-                <w:sz w:val="20"/>
-                <w:szCs w:val="20"/>
-              </w:rPr>
-              <w:t/>
-            </w:r>
-            <w:proofErr w:type="spellEnd"/>
-            <w:r>
-              <w:rPr>
-                <w:rFonts w:ascii="Arial Nova Cond Light" w:hAnsi="Arial Nova Cond Light" w:cs="Times New Roman"/>
-                <w:sz w:val="20"/>
-                <w:szCs w:val="20"/>
-              </w:rPr>
-              <w:t/>
+              <w:t>Comunicación</w:t>
             </w:r>
           </w:p>
         </w:tc>
@@ -820,7 +730,7 @@
                 <w:sz w:val="20"/>
                 <w:szCs w:val="20"/>
               </w:rPr>
-              <w:t xml:space="preserve">2do</w:t>
+              <w:t>2do</w:t>
             </w:r>
           </w:p>
         </w:tc>
@@ -844,7 +754,7 @@
                 <w:sz w:val="20"/>
                 <w:szCs w:val="20"/>
               </w:rPr>
-              <w:t xml:space="preserve">VI</w:t>
+              <w:t>VI</w:t>
             </w:r>
           </w:p>
         </w:tc>
@@ -996,7 +906,7 @@
                 <w:sz w:val="20"/>
                 <w:szCs w:val="20"/>
               </w:rPr>
-              <w:t xml:space="preserve">D</w:t>
+              <w:t>D</w:t>
             </w:r>
           </w:p>
         </w:tc>
@@ -1049,7 +959,7 @@
             <w:hyperlink r:id="rId7" w:history="1">
               <w:r>
                 <w:rPr>
-                  <w:rStyle w:val="Hyperlink"/>
+                  <w:rStyle w:val="Hipervnculo"/>
                   <w:rFonts w:ascii="Arial Nova Cond Light" w:hAnsi="Arial Nova Cond Light" w:cs="Calibri"/>
                   <w:sz w:val="20"/>
                   <w:szCs w:val="20"/>
@@ -1090,7 +1000,7 @@
             <w:hyperlink r:id="rId8" w:history="1">
               <w:r>
                 <w:rPr>
-                  <w:rStyle w:val="Hyperlink"/>
+                  <w:rStyle w:val="Hipervnculo"/>
                   <w:rFonts w:ascii="Arial Nova Cond Light" w:hAnsi="Arial Nova Cond Light" w:cs="Calibri"/>
                   <w:sz w:val="20"/>
                   <w:szCs w:val="20"/>
@@ -1129,7 +1039,7 @@
                 <w:sz w:val="20"/>
                 <w:szCs w:val="20"/>
               </w:rPr>
-              <w:t xml:space="preserve">2026</w:t>
+              <w:t>2026</w:t>
             </w:r>
           </w:p>
         </w:tc>
@@ -1153,7 +1063,7 @@
                 <w:sz w:val="20"/>
                 <w:szCs w:val="20"/>
               </w:rPr>
-              <w:t xml:space="preserve">90</w:t>
+              <w:t>90</w:t>
             </w:r>
           </w:p>
         </w:tc>
@@ -1172,7 +1082,7 @@
     </w:p>
     <w:p>
       <w:pPr>
-        <w:pStyle w:val="ListParagraph"/>
+        <w:pStyle w:val="Prrafodelista"/>
         <w:numPr>
           <w:ilvl w:val="0"/>
           <w:numId w:val="1"/>
@@ -1203,7 +1113,7 @@
     </w:p>
     <w:tbl>
       <w:tblPr>
-        <w:tblStyle w:val="TableGrid"/>
+        <w:tblStyle w:val="Tablaconcuadrcula"/>
         <w:tblpPr w:leftFromText="141" w:rightFromText="141" w:vertAnchor="text" w:horzAnchor="margin" w:tblpX="-157" w:tblpY="55"/>
         <w:tblOverlap w:val="never"/>
         <w:tblW w:w="10475" w:type="dxa"/>
@@ -1281,7 +1191,7 @@
                 <w:sz w:val="20"/>
                 <w:szCs w:val="20"/>
               </w:rPr>
-              <w:t xml:space="preserve">Comp</w:t>
+              <w:t>Comp</w:t>
             </w:r>
           </w:p>
         </w:tc>
@@ -1359,16 +1269,6 @@
                 <w:szCs w:val="20"/>
               </w:rPr>
             </w:pPr>
-            <w:r>
-              <w:rPr>
-                <w:rFonts w:ascii="Arial Nova Cond Light" w:hAnsi="Arial Nova Cond Light" w:cs="Times New Roman"/>
-                <w:b/>
-                <w:bCs/>
-                <w:sz w:val="20"/>
-                <w:szCs w:val="20"/>
-              </w:rPr>
-              <w:t xml:space="preserve">Est</w:t>
-            </w:r>
             <w:proofErr w:type="spellStart"/>
             <w:r>
               <w:rPr>
@@ -1378,19 +1278,9 @@
                 <w:sz w:val="20"/>
                 <w:szCs w:val="20"/>
               </w:rPr>
-              <w:t/>
+              <w:t>Est</w:t>
             </w:r>
             <w:proofErr w:type="spellEnd"/>
-            <w:r>
-              <w:rPr>
-                <w:rFonts w:ascii="Arial Nova Cond Light" w:hAnsi="Arial Nova Cond Light" w:cs="Times New Roman"/>
-                <w:b/>
-                <w:bCs/>
-                <w:sz w:val="20"/>
-                <w:szCs w:val="20"/>
-              </w:rPr>
-              <w:t/>
-            </w:r>
           </w:p>
           <w:p>
             <w:pPr>
@@ -1536,7 +1426,7 @@
                 <w:sz w:val="20"/>
                 <w:szCs w:val="20"/>
               </w:rPr>
-              <w:t xml:space="preserve">Cap</w:t>
+              <w:t>Cap</w:t>
             </w:r>
           </w:p>
         </w:tc>
@@ -1567,29 +1457,7 @@
                 <w:sz w:val="20"/>
                 <w:szCs w:val="20"/>
               </w:rPr>
-              <w:t xml:space="preserve">Des</w:t>
-            </w:r>
-            <w:proofErr w:type="spellStart"/>
-            <w:r>
-              <w:rPr>
-                <w:rFonts w:ascii="Arial Nova Cond Light" w:hAnsi="Arial Nova Cond Light" w:cs="Times New Roman"/>
-                <w:b/>
-                <w:bCs/>
-                <w:sz w:val="20"/>
-                <w:szCs w:val="20"/>
-              </w:rPr>
-              <w:t/>
-            </w:r>
-            <w:proofErr w:type="spellEnd"/>
-            <w:r>
-              <w:rPr>
-                <w:rFonts w:ascii="Arial Nova Cond Light" w:hAnsi="Arial Nova Cond Light" w:cs="Times New Roman"/>
-                <w:b/>
-                <w:bCs/>
-                <w:sz w:val="20"/>
-                <w:szCs w:val="20"/>
-              </w:rPr>
-              <w:t/>
+              <w:t>Des</w:t>
             </w:r>
           </w:p>
         </w:tc>
@@ -1612,25 +1480,7 @@
                 <w:sz w:val="20"/>
                 <w:szCs w:val="20"/>
               </w:rPr>
-              <w:t xml:space="preserve">CT</w:t>
-            </w:r>
-            <w:proofErr w:type="spellStart"/>
-            <w:r>
-              <w:rPr>
-                <w:rFonts w:ascii="Arial Nova Cond Light" w:hAnsi="Arial Nova Cond Light" w:cs="Times New Roman"/>
-                <w:sz w:val="20"/>
-                <w:szCs w:val="20"/>
-              </w:rPr>
-              <w:t/>
-            </w:r>
-            <w:proofErr w:type="spellEnd"/>
-            <w:r>
-              <w:rPr>
-                <w:rFonts w:ascii="Arial Nova Cond Light" w:hAnsi="Arial Nova Cond Light" w:cs="Times New Roman"/>
-                <w:sz w:val="20"/>
-                <w:szCs w:val="20"/>
-              </w:rPr>
-              <w:t/>
+              <w:t>CT</w:t>
             </w:r>
           </w:p>
         </w:tc>
@@ -1689,25 +1539,7 @@
                 <w:sz w:val="20"/>
                 <w:szCs w:val="20"/>
               </w:rPr>
-              <w:t xml:space="preserve">Propósito</w:t>
-            </w:r>
-            <w:proofErr w:type="spellStart"/>
-            <w:r>
-              <w:rPr>
-                <w:rFonts w:ascii="Arial Nova Cond Light" w:hAnsi="Arial Nova Cond Light" w:cs="Times New Roman"/>
-                <w:sz w:val="20"/>
-                <w:szCs w:val="20"/>
-              </w:rPr>
-              <w:t/>
-            </w:r>
-            <w:proofErr w:type="spellEnd"/>
-            <w:r>
-              <w:rPr>
-                <w:rFonts w:ascii="Arial Nova Cond Light" w:hAnsi="Arial Nova Cond Light" w:cs="Times New Roman"/>
-                <w:sz w:val="20"/>
-                <w:szCs w:val="20"/>
-              </w:rPr>
-              <w:t/>
+              <w:t>Propósito</w:t>
             </w:r>
           </w:p>
         </w:tc>
@@ -1901,7 +1733,7 @@
                 <w:sz w:val="20"/>
                 <w:szCs w:val="20"/>
               </w:rPr>
-              <w:t xml:space="preserve">Ev</w:t>
+              <w:t>Ev</w:t>
             </w:r>
           </w:p>
         </w:tc>
@@ -1956,7 +1788,7 @@
                 <w:sz w:val="20"/>
                 <w:szCs w:val="20"/>
               </w:rPr>
-              <w:t xml:space="preserve">Cr</w:t>
+              <w:t>Cr</w:t>
             </w:r>
           </w:p>
           <w:p>
@@ -2044,29 +1876,7 @@
           <w:sz w:val="20"/>
           <w:szCs w:val="20"/>
         </w:rPr>
-        <w:t xml:space="preserve">__TABLA_COMPETENCIAS_PLACEHOLDER__</w:t>
-      </w:r>
-      <w:proofErr w:type="spellStart"/>
-      <w:r>
-        <w:rPr>
-          <w:rFonts w:ascii="Arial Nova Cond Light" w:hAnsi="Arial Nova Cond Light" w:cs="Times New Roman"/>
-          <w:b/>
-          <w:bCs/>
-          <w:sz w:val="20"/>
-          <w:szCs w:val="20"/>
-        </w:rPr>
-        <w:t/>
-      </w:r>
-      <w:proofErr w:type="spellEnd"/>
-      <w:r>
-        <w:rPr>
-          <w:rFonts w:ascii="Arial Nova Cond Light" w:hAnsi="Arial Nova Cond Light" w:cs="Times New Roman"/>
-          <w:b/>
-          <w:bCs/>
-          <w:sz w:val="20"/>
-          <w:szCs w:val="20"/>
-        </w:rPr>
-        <w:t/>
+        <w:t>__TABLA_COMPETENCIAS_PLACEHOLDER__</w:t>
       </w:r>
     </w:p>
     <w:p>
@@ -2083,7 +1893,7 @@
     </w:p>
     <w:tbl>
       <w:tblPr>
-        <w:tblStyle w:val="TableGrid"/>
+        <w:tblStyle w:val="Tablaconcuadrcula"/>
         <w:tblW w:w="10529" w:type="dxa"/>
         <w:tblInd w:w="-157" w:type="dxa"/>
         <w:tblBorders>
@@ -2626,7 +2436,7 @@
     </w:p>
     <w:tbl>
       <w:tblPr>
-        <w:tblStyle w:val="TableGrid"/>
+        <w:tblStyle w:val="Tablaconcuadrcula"/>
         <w:tblpPr w:leftFromText="141" w:rightFromText="141" w:vertAnchor="text" w:horzAnchor="margin" w:tblpX="-157" w:tblpY="-97"/>
         <w:tblOverlap w:val="never"/>
         <w:tblW w:w="10475" w:type="dxa"/>
@@ -2985,7 +2795,7 @@
     </w:tbl>
     <w:p>
       <w:pPr>
-        <w:pStyle w:val="ListParagraph"/>
+        <w:pStyle w:val="Prrafodelista"/>
         <w:ind w:left="284" w:right="-142"/>
         <w:jc w:val="both"/>
         <w:rPr>
@@ -3000,7 +2810,7 @@
     </w:p>
     <w:p>
       <w:pPr>
-        <w:pStyle w:val="ListParagraph"/>
+        <w:pStyle w:val="Prrafodelista"/>
         <w:numPr>
           <w:ilvl w:val="0"/>
           <w:numId w:val="1"/>
@@ -3031,7 +2841,7 @@
     </w:p>
     <w:tbl>
       <w:tblPr>
-        <w:tblStyle w:val="TableGrid"/>
+        <w:tblStyle w:val="Tablaconcuadrcula"/>
         <w:tblW w:w="10816" w:type="dxa"/>
         <w:tblInd w:w="-152" w:type="dxa"/>
         <w:tblBorders>
@@ -4943,29 +4753,7 @@
                 <w:sz w:val="20"/>
                 <w:szCs w:val="20"/>
               </w:rPr>
-              <w:t xml:space="preserve">Video test</w:t>
-            </w:r>
-            <w:proofErr w:type="spellStart"/>
-            <w:r>
-              <w:rPr>
-                <w:rFonts w:ascii="Arial Nova Cond Light" w:hAnsi="Arial Nova Cond Light"/>
-                <w:b/>
-                <w:bCs/>
-                <w:sz w:val="20"/>
-                <w:szCs w:val="20"/>
-              </w:rPr>
-              <w:t/>
-            </w:r>
-            <w:proofErr w:type="spellEnd"/>
-            <w:r>
-              <w:rPr>
-                <w:rFonts w:ascii="Arial Nova Cond Light" w:hAnsi="Arial Nova Cond Light"/>
-                <w:b/>
-                <w:bCs/>
-                <w:sz w:val="20"/>
-                <w:szCs w:val="20"/>
-              </w:rPr>
-              <w:t/>
+              <w:t>Video test</w:t>
             </w:r>
           </w:p>
         </w:tc>
@@ -5094,7 +4882,7 @@
                 <w:sz w:val="20"/>
                 <w:szCs w:val="20"/>
               </w:rPr>
-              <w:t xml:space="preserve">Pregunta 1</w:t>
+              <w:t>Pregunta 1</w:t>
             </w:r>
           </w:p>
         </w:tc>
@@ -5234,27 +5022,7 @@
                 <w:sz w:val="20"/>
                 <w:szCs w:val="20"/>
               </w:rPr>
-              <w:t xml:space="preserve">Problema</w:t>
-            </w:r>
-            <w:proofErr w:type="spellStart"/>
-            <w:r>
-              <w:rPr>
-                <w:rFonts w:ascii="Arial Nova Cond Light" w:hAnsi="Arial Nova Cond Light"/>
-                <w:color w:val="215E99" w:themeColor="text2" w:themeTint="BF"/>
-                <w:sz w:val="20"/>
-                <w:szCs w:val="20"/>
-              </w:rPr>
-              <w:t/>
-            </w:r>
-            <w:proofErr w:type="spellEnd"/>
-            <w:r>
-              <w:rPr>
-                <w:rFonts w:ascii="Arial Nova Cond Light" w:hAnsi="Arial Nova Cond Light"/>
-                <w:color w:val="215E99" w:themeColor="text2" w:themeTint="BF"/>
-                <w:sz w:val="20"/>
-                <w:szCs w:val="20"/>
-              </w:rPr>
-              <w:t/>
+              <w:t>Problema</w:t>
             </w:r>
           </w:p>
         </w:tc>
@@ -5417,29 +5185,7 @@
                 <w:sz w:val="20"/>
                 <w:szCs w:val="20"/>
               </w:rPr>
-              <w:t xml:space="preserve">Test</w:t>
-            </w:r>
-            <w:proofErr w:type="spellStart"/>
-            <w:r>
-              <w:rPr>
-                <w:rFonts w:ascii="Arial Nova Cond Light" w:hAnsi="Arial Nova Cond Light"/>
-                <w:b/>
-                <w:bCs/>
-                <w:sz w:val="20"/>
-                <w:szCs w:val="20"/>
-              </w:rPr>
-              <w:t/>
-            </w:r>
-            <w:proofErr w:type="spellEnd"/>
-            <w:r>
-              <w:rPr>
-                <w:rFonts w:ascii="Arial Nova Cond Light" w:hAnsi="Arial Nova Cond Light"/>
-                <w:b/>
-                <w:bCs/>
-                <w:sz w:val="20"/>
-                <w:szCs w:val="20"/>
-              </w:rPr>
-              <w:t/>
+              <w:t>Test</w:t>
             </w:r>
           </w:p>
           <w:p>
@@ -5489,29 +5235,7 @@
                 <w:sz w:val="20"/>
                 <w:szCs w:val="20"/>
               </w:rPr>
-              <w:t xml:space="preserve">Propósito</w:t>
-            </w:r>
-            <w:proofErr w:type="spellStart"/>
-            <w:r>
-              <w:rPr>
-                <w:rFonts w:ascii="Arial Nova Cond Light" w:hAnsi="Arial Nova Cond Light"/>
-                <w:b/>
-                <w:bCs/>
-                <w:sz w:val="20"/>
-                <w:szCs w:val="20"/>
-              </w:rPr>
-              <w:t/>
-            </w:r>
-            <w:proofErr w:type="spellEnd"/>
-            <w:r>
-              <w:rPr>
-                <w:rFonts w:ascii="Arial Nova Cond Light" w:hAnsi="Arial Nova Cond Light"/>
-                <w:b/>
-                <w:bCs/>
-                <w:sz w:val="20"/>
-                <w:szCs w:val="20"/>
-              </w:rPr>
-              <w:t/>
+              <w:t>Propósito</w:t>
             </w:r>
           </w:p>
           <w:p>
@@ -6005,7 +5729,7 @@
                 <w:sz w:val="20"/>
                 <w:szCs w:val="20"/>
               </w:rPr>
-              <w:t xml:space="preserve">Desarrollo</w:t>
+              <w:t>Desarrollo</w:t>
             </w:r>
           </w:p>
           <w:p>
@@ -6602,7 +6326,7 @@
               <w:spacing w:before="0" w:beforeAutospacing="0" w:after="0" w:afterAutospacing="0"/>
               <w:jc w:val="both"/>
               <w:rPr>
-                <w:rStyle w:val="Strong"/>
+                <w:rStyle w:val="Fuerte"/>
                 <w:rFonts w:ascii="Arial Nova Cond Light" w:eastAsiaTheme="majorEastAsia" w:hAnsi="Arial Nova Cond Light"/>
                 <w:color w:val="000000" w:themeColor="text1"/>
                 <w:sz w:val="20"/>
@@ -6611,7 +6335,7 @@
             </w:pPr>
             <w:r>
               <w:rPr>
-                <w:rStyle w:val="Strong"/>
+                <w:rStyle w:val="Fuerte"/>
                 <w:rFonts w:ascii="Arial Nova Cond Light" w:eastAsiaTheme="majorEastAsia" w:hAnsi="Arial Nova Cond Light"/>
                 <w:color w:val="000000" w:themeColor="text1"/>
                 <w:sz w:val="20"/>
@@ -6743,7 +6467,7 @@
               <w:spacing w:after="0"/>
               <w:jc w:val="both"/>
               <w:rPr>
-                <w:rStyle w:val="Strong"/>
+                <w:rStyle w:val="Fuerte"/>
                 <w:rFonts w:ascii="Arial Nova Cond Light" w:eastAsiaTheme="majorEastAsia" w:hAnsi="Arial Nova Cond Light"/>
                 <w:color w:val="000000" w:themeColor="text1"/>
                 <w:sz w:val="20"/>
@@ -6752,7 +6476,7 @@
             </w:pPr>
             <w:r>
               <w:rPr>
-                <w:rStyle w:val="Strong"/>
+                <w:rStyle w:val="Fuerte"/>
                 <w:rFonts w:ascii="Arial Nova Cond Light" w:eastAsiaTheme="majorEastAsia" w:hAnsi="Arial Nova Cond Light"/>
                 <w:color w:val="000000" w:themeColor="text1"/>
                 <w:sz w:val="20"/>
@@ -6857,7 +6581,7 @@
               <w:spacing w:before="0" w:beforeAutospacing="0" w:after="0" w:afterAutospacing="0"/>
               <w:jc w:val="both"/>
               <w:rPr>
-                <w:rStyle w:val="Strong"/>
+                <w:rStyle w:val="Fuerte"/>
                 <w:rFonts w:ascii="Arial Nova Cond Light" w:eastAsiaTheme="majorEastAsia" w:hAnsi="Arial Nova Cond Light"/>
                 <w:color w:val="000000" w:themeColor="text1"/>
                 <w:sz w:val="20"/>
@@ -6866,7 +6590,7 @@
             </w:pPr>
             <w:r>
               <w:rPr>
-                <w:rStyle w:val="Strong"/>
+                <w:rStyle w:val="Fuerte"/>
                 <w:rFonts w:ascii="Arial Nova Cond Light" w:eastAsiaTheme="majorEastAsia" w:hAnsi="Arial Nova Cond Light"/>
                 <w:color w:val="000000" w:themeColor="text1"/>
                 <w:sz w:val="20"/>
@@ -7277,7 +7001,7 @@
               <w:spacing w:before="0" w:beforeAutospacing="0" w:after="0" w:afterAutospacing="0"/>
               <w:jc w:val="center"/>
               <w:rPr>
-                <w:rStyle w:val="Strong"/>
+                <w:rStyle w:val="Fuerte"/>
                 <w:rFonts w:ascii="Arial Nova Cond Light" w:eastAsiaTheme="majorEastAsia" w:hAnsi="Arial Nova Cond Light"/>
                 <w:color w:val="000000" w:themeColor="text1"/>
                 <w:sz w:val="20"/>
@@ -7286,7 +7010,7 @@
             </w:pPr>
             <w:r>
               <w:rPr>
-                <w:rStyle w:val="Strong"/>
+                <w:rStyle w:val="Fuerte"/>
                 <w:rFonts w:ascii="Arial Nova Cond Light" w:eastAsiaTheme="majorEastAsia" w:hAnsi="Arial Nova Cond Light"/>
                 <w:color w:val="000000" w:themeColor="text1"/>
                 <w:sz w:val="20"/>
@@ -7296,7 +7020,7 @@
             </w:r>
             <w:r>
               <w:rPr>
-                <w:rStyle w:val="Strong"/>
+                <w:rStyle w:val="Fuerte"/>
                 <w:rFonts w:ascii="Arial Nova Cond Light" w:eastAsiaTheme="majorEastAsia" w:hAnsi="Arial Nova Cond Light"/>
                 <w:color w:val="000000" w:themeColor="text1"/>
                 <w:sz w:val="20"/>
@@ -7398,7 +7122,7 @@
     </w:p>
     <w:p>
       <w:pPr>
-        <w:pStyle w:val="ListParagraph"/>
+        <w:pStyle w:val="Prrafodelista"/>
         <w:numPr>
           <w:ilvl w:val="0"/>
           <w:numId w:val="1"/>
@@ -7429,7 +7153,7 @@
     </w:p>
     <w:tbl>
       <w:tblPr>
-        <w:tblStyle w:val="TableGrid"/>
+        <w:tblStyle w:val="Tablaconcuadrcula"/>
         <w:tblW w:w="10475" w:type="dxa"/>
         <w:jc w:val="center"/>
         <w:tblBorders>
@@ -7527,7 +7251,7 @@
           </w:tcPr>
           <w:p>
             <w:pPr>
-              <w:pStyle w:val="ListParagraph"/>
+              <w:pStyle w:val="Prrafodelista"/>
               <w:numPr>
                 <w:ilvl w:val="0"/>
                 <w:numId w:val="40"/>
@@ -7552,7 +7276,7 @@
           </w:p>
           <w:p>
             <w:pPr>
-              <w:pStyle w:val="ListParagraph"/>
+              <w:pStyle w:val="Prrafodelista"/>
               <w:numPr>
                 <w:ilvl w:val="0"/>
                 <w:numId w:val="40"/>
@@ -7613,7 +7337,7 @@
           </w:p>
           <w:p>
             <w:pPr>
-              <w:pStyle w:val="ListParagraph"/>
+              <w:pStyle w:val="Prrafodelista"/>
               <w:numPr>
                 <w:ilvl w:val="0"/>
                 <w:numId w:val="40"/>
@@ -7638,7 +7362,7 @@
           </w:p>
           <w:p>
             <w:pPr>
-              <w:pStyle w:val="ListParagraph"/>
+              <w:pStyle w:val="Prrafodelista"/>
               <w:numPr>
                 <w:ilvl w:val="0"/>
                 <w:numId w:val="40"/>
@@ -7663,7 +7387,7 @@
           </w:p>
           <w:p>
             <w:pPr>
-              <w:pStyle w:val="ListParagraph"/>
+              <w:pStyle w:val="Prrafodelista"/>
               <w:numPr>
                 <w:ilvl w:val="0"/>
                 <w:numId w:val="40"/>
@@ -7688,7 +7412,7 @@
           </w:p>
           <w:p>
             <w:pPr>
-              <w:pStyle w:val="ListParagraph"/>
+              <w:pStyle w:val="Prrafodelista"/>
               <w:numPr>
                 <w:ilvl w:val="0"/>
                 <w:numId w:val="40"/>
@@ -7713,7 +7437,7 @@
           </w:p>
           <w:p>
             <w:pPr>
-              <w:pStyle w:val="ListParagraph"/>
+              <w:pStyle w:val="Prrafodelista"/>
               <w:numPr>
                 <w:ilvl w:val="0"/>
                 <w:numId w:val="40"/>
@@ -7738,27 +7462,14 @@
           </w:p>
           <w:p>
             <w:pPr>
-              <w:pStyle w:val="ListParagraph"/>
-              <w:numPr>
-                <w:ilvl w:val="0"/>
-                <w:numId w:val="29"/>
-              </w:numPr>
-              <w:ind w:left="301" w:right="-455" w:hanging="219"/>
-              <w:rPr>
-                <w:rFonts w:ascii="Arial Nova Cond Light" w:hAnsi="Arial Nova Cond Light" w:cs="Times New Roman"/>
-                <w:sz w:val="20"/>
-                <w:szCs w:val="20"/>
-              </w:rPr>
-            </w:pPr>
-            <w:r>
-              <w:rPr>
-                <w:rFonts w:ascii="Arial Nova Cond Light" w:hAnsi="Arial Nova Cond Light"/>
-                <w:sz w:val="20"/>
-                <w:szCs w:val="20"/>
-              </w:rPr>
-              <w:lastRenderedPageBreak/>
-              <w:t>Diccionario Ingles/español</w:t>
-            </w:r>
+              <w:pStyle w:val="Prrafodelista"/>
+              <w:ind w:left="301" w:right="-455"/>
+              <w:rPr>
+                <w:rFonts w:ascii="Arial Nova Cond Light" w:hAnsi="Arial Nova Cond Light" w:cs="Times New Roman"/>
+                <w:sz w:val="20"/>
+                <w:szCs w:val="20"/>
+              </w:rPr>
+            </w:pPr>
           </w:p>
         </w:tc>
         <w:tc>
@@ -7767,7 +7478,7 @@
           </w:tcPr>
           <w:p>
             <w:pPr>
-              <w:pStyle w:val="ListParagraph"/>
+              <w:pStyle w:val="Prrafodelista"/>
               <w:numPr>
                 <w:ilvl w:val="0"/>
                 <w:numId w:val="40"/>
@@ -7811,7 +7522,7 @@
           </w:p>
           <w:p>
             <w:pPr>
-              <w:pStyle w:val="ListParagraph"/>
+              <w:pStyle w:val="Prrafodelista"/>
               <w:numPr>
                 <w:ilvl w:val="0"/>
                 <w:numId w:val="40"/>
@@ -7845,7 +7556,7 @@
           </w:p>
           <w:p>
             <w:pPr>
-              <w:pStyle w:val="ListParagraph"/>
+              <w:pStyle w:val="Prrafodelista"/>
               <w:numPr>
                 <w:ilvl w:val="0"/>
                 <w:numId w:val="40"/>
@@ -7870,7 +7581,7 @@
           </w:p>
           <w:p>
             <w:pPr>
-              <w:pStyle w:val="ListParagraph"/>
+              <w:pStyle w:val="Prrafodelista"/>
               <w:numPr>
                 <w:ilvl w:val="0"/>
                 <w:numId w:val="40"/>
@@ -7895,7 +7606,7 @@
           </w:p>
           <w:p>
             <w:pPr>
-              <w:pStyle w:val="ListParagraph"/>
+              <w:pStyle w:val="Prrafodelista"/>
               <w:numPr>
                 <w:ilvl w:val="0"/>
                 <w:numId w:val="40"/>
@@ -7919,7 +7630,7 @@
             <w:hyperlink r:id="rId9" w:history="1">
               <w:r>
                 <w:rPr>
-                  <w:rStyle w:val="Hyperlink"/>
+                  <w:rStyle w:val="Hipervnculo"/>
                   <w:rFonts w:ascii="Arial Nova Cond Light" w:hAnsi="Arial Nova Cond Light" w:cs="Times New Roman"/>
                   <w:sz w:val="20"/>
                   <w:szCs w:val="20"/>
@@ -7939,7 +7650,7 @@
           </w:p>
           <w:p>
             <w:pPr>
-              <w:pStyle w:val="ListParagraph"/>
+              <w:pStyle w:val="Prrafodelista"/>
               <w:numPr>
                 <w:ilvl w:val="0"/>
                 <w:numId w:val="40"/>
@@ -7972,7 +7683,7 @@
             <w:hyperlink r:id="rId10" w:history="1">
               <w:r>
                 <w:rPr>
-                  <w:rStyle w:val="Hyperlink"/>
+                  <w:rStyle w:val="Hipervnculo"/>
                   <w:rFonts w:ascii="Arial Nova Cond Light" w:hAnsi="Arial Nova Cond Light" w:cs="Times New Roman"/>
                   <w:sz w:val="20"/>
                   <w:szCs w:val="20"/>
@@ -7992,7 +7703,7 @@
           </w:p>
           <w:p>
             <w:pPr>
-              <w:pStyle w:val="ListParagraph"/>
+              <w:pStyle w:val="Prrafodelista"/>
               <w:numPr>
                 <w:ilvl w:val="0"/>
                 <w:numId w:val="29"/>
@@ -8015,7 +7726,7 @@
             <w:hyperlink r:id="rId11" w:history="1">
               <w:r>
                 <w:rPr>
-                  <w:rStyle w:val="Hyperlink"/>
+                  <w:rStyle w:val="Hipervnculo"/>
                   <w:rFonts w:ascii="Arial Nova Cond Light" w:hAnsi="Arial Nova Cond Light" w:cs="Times New Roman"/>
                   <w:sz w:val="20"/>
                   <w:szCs w:val="20"/>
@@ -8049,7 +7760,7 @@
     </w:p>
     <w:p>
       <w:pPr>
-        <w:pStyle w:val="ListParagraph"/>
+        <w:pStyle w:val="Prrafodelista"/>
         <w:numPr>
           <w:ilvl w:val="0"/>
           <w:numId w:val="1"/>
@@ -8080,7 +7791,7 @@
     </w:p>
     <w:tbl>
       <w:tblPr>
-        <w:tblStyle w:val="TableGrid"/>
+        <w:tblStyle w:val="Tablaconcuadrcula"/>
         <w:tblW w:w="10475" w:type="dxa"/>
         <w:jc w:val="center"/>
         <w:tblBorders>
@@ -8159,7 +7870,7 @@
           </w:p>
           <w:p>
             <w:pPr>
-              <w:pStyle w:val="ListParagraph"/>
+              <w:pStyle w:val="Prrafodelista"/>
               <w:numPr>
                 <w:ilvl w:val="1"/>
                 <w:numId w:val="39"/>
@@ -8182,7 +7893,7 @@
           </w:p>
           <w:p>
             <w:pPr>
-              <w:pStyle w:val="ListParagraph"/>
+              <w:pStyle w:val="Prrafodelista"/>
               <w:numPr>
                 <w:ilvl w:val="1"/>
                 <w:numId w:val="39"/>
@@ -8223,7 +7934,7 @@
           </w:p>
           <w:p>
             <w:pPr>
-              <w:pStyle w:val="ListParagraph"/>
+              <w:pStyle w:val="Prrafodelista"/>
               <w:numPr>
                 <w:ilvl w:val="1"/>
                 <w:numId w:val="39"/>
@@ -8264,7 +7975,7 @@
           </w:p>
           <w:p>
             <w:pPr>
-              <w:pStyle w:val="ListParagraph"/>
+              <w:pStyle w:val="Prrafodelista"/>
               <w:numPr>
                 <w:ilvl w:val="1"/>
                 <w:numId w:val="39"/>
@@ -8312,7 +8023,7 @@
     </w:p>
     <w:p>
       <w:pPr>
-        <w:pStyle w:val="ListParagraph"/>
+        <w:pStyle w:val="Prrafodelista"/>
         <w:numPr>
           <w:ilvl w:val="0"/>
           <w:numId w:val="1"/>
@@ -8343,7 +8054,7 @@
     </w:p>
     <w:p>
       <w:pPr>
-        <w:pStyle w:val="ListParagraph"/>
+        <w:pStyle w:val="Prrafodelista"/>
         <w:ind w:left="284" w:right="-142"/>
         <w:jc w:val="both"/>
         <w:rPr>
@@ -8358,7 +8069,7 @@
     </w:p>
     <w:tbl>
       <w:tblPr>
-        <w:tblStyle w:val="TableGrid"/>
+        <w:tblStyle w:val="Tablaconcuadrcula"/>
         <w:tblW w:w="10475" w:type="dxa"/>
         <w:jc w:val="center"/>
         <w:tblBorders>
@@ -8386,7 +8097,7 @@
           </w:tcPr>
           <w:p>
             <w:pPr>
-              <w:pStyle w:val="ListParagraph"/>
+              <w:pStyle w:val="Prrafodelista"/>
               <w:numPr>
                 <w:ilvl w:val="0"/>
                 <w:numId w:val="2"/>
@@ -8411,7 +8122,7 @@
           </w:p>
           <w:p>
             <w:pPr>
-              <w:pStyle w:val="ListParagraph"/>
+              <w:pStyle w:val="Prrafodelista"/>
               <w:numPr>
                 <w:ilvl w:val="0"/>
                 <w:numId w:val="2"/>
@@ -8436,7 +8147,7 @@
           </w:p>
           <w:p>
             <w:pPr>
-              <w:pStyle w:val="ListParagraph"/>
+              <w:pStyle w:val="Prrafodelista"/>
               <w:numPr>
                 <w:ilvl w:val="0"/>
                 <w:numId w:val="2"/>
@@ -8475,7 +8186,7 @@
     </w:p>
     <w:tbl>
       <w:tblPr>
-        <w:tblStyle w:val="TableGrid"/>
+        <w:tblStyle w:val="Tablaconcuadrcula"/>
         <w:tblpPr w:leftFromText="141" w:rightFromText="141" w:vertAnchor="text" w:horzAnchor="margin" w:tblpXSpec="center" w:tblpY="38"/>
         <w:tblW w:w="10490" w:type="dxa"/>
         <w:tblBorders>
@@ -9005,7 +8716,7 @@
 <w:ftr xmlns:wpc="http://schemas.microsoft.com/office/word/2010/wordprocessingCanvas" xmlns:cx="http://schemas.microsoft.com/office/drawing/2014/chartex" xmlns:cx1="http://schemas.microsoft.com/office/drawing/2015/9/8/chartex" xmlns:cx2="http://schemas.microsoft.com/office/drawing/2015/10/21/chartex" xmlns:cx3="http://schemas.microsoft.com/office/drawing/2016/5/9/chartex" xmlns:cx4="http://schemas.microsoft.com/office/drawing/2016/5/10/chartex" xmlns:cx5="http://schemas.microsoft.com/office/drawing/2016/5/11/chartex" xmlns:cx6="http://schemas.microsoft.com/office/drawing/2016/5/12/chartex" xmlns:cx7="http://schemas.microsoft.com/office/drawing/2016/5/13/chartex" xmlns:cx8="http://schemas.microsoft.com/office/drawing/2016/5/14/chartex" xmlns:mc="http://schemas.openxmlformats.org/markup-compatibility/2006" xmlns:aink="http://schemas.microsoft.com/office/drawing/2016/ink" xmlns:am3d="http://schemas.microsoft.com/office/drawing/2017/model3d" xmlns:o="urn:schemas-microsoft-com:office:office" xmlns:oel="http://schemas.microsoft.com/office/2019/extlst" xmlns:r="http://schemas.openxmlformats.org/officeDocument/2006/relationships" xmlns:m="http://schemas.openxmlformats.org/officeDocument/2006/math" xmlns:v="urn:schemas-microsoft-com:vml" xmlns:wp14="http://schemas.microsoft.com/office/word/2010/wordprocessingDrawing" xmlns:wp="http://schemas.openxmlformats.org/drawingml/2006/wordprocessingDrawing" xmlns:w10="urn:schemas-microsoft-com:office:word" xmlns:w="http://schemas.openxmlformats.org/wordprocessingml/2006/main" xmlns:w14="http://schemas.microsoft.com/office/word/2010/wordml" xmlns:w15="http://schemas.microsoft.com/office/word/2012/wordml" xmlns:w16cex="http://schemas.microsoft.com/office/word/2018/wordml/cex" xmlns:w16cid="http://schemas.microsoft.com/office/word/2016/wordml/cid" xmlns:w16="http://schemas.microsoft.com/office/word/2018/wordml" xmlns:w16du="http://schemas.microsoft.com/office/word/2023/wordml/word16du" xmlns:w16sdtdh="http://schemas.microsoft.com/office/word/2020/wordml/sdtdatahash" xmlns:w16sdtfl="http://schemas.microsoft.com/office/word/2024/wordml/sdtformatlock" xmlns:w16se="http://schemas.microsoft.com/office/word/2015/wordml/symex" xmlns:wpg="http://schemas.microsoft.com/office/word/2010/wordprocessingGroup" xmlns:wpi="http://schemas.microsoft.com/office/word/2010/wordprocessingInk" xmlns:wne="http://schemas.microsoft.com/office/word/2006/wordml" xmlns:wps="http://schemas.microsoft.com/office/word/2010/wordprocessingShape" mc:Ignorable="w14 w15 w16se w16cid w16 w16cex w16sdtdh w16sdtfl w16du wp14">
   <w:p>
     <w:pPr>
-      <w:pStyle w:val="Footer"/>
+      <w:pStyle w:val="Piedepgina"/>
       <w:rPr>
         <w:sz w:val="6"/>
         <w:szCs w:val="6"/>
@@ -9488,7 +9199,7 @@
 <w:hdr xmlns:wpc="http://schemas.microsoft.com/office/word/2010/wordprocessingCanvas" xmlns:cx="http://schemas.microsoft.com/office/drawing/2014/chartex" xmlns:cx1="http://schemas.microsoft.com/office/drawing/2015/9/8/chartex" xmlns:cx2="http://schemas.microsoft.com/office/drawing/2015/10/21/chartex" xmlns:cx3="http://schemas.microsoft.com/office/drawing/2016/5/9/chartex" xmlns:cx4="http://schemas.microsoft.com/office/drawing/2016/5/10/chartex" xmlns:cx5="http://schemas.microsoft.com/office/drawing/2016/5/11/chartex" xmlns:cx6="http://schemas.microsoft.com/office/drawing/2016/5/12/chartex" xmlns:cx7="http://schemas.microsoft.com/office/drawing/2016/5/13/chartex" xmlns:cx8="http://schemas.microsoft.com/office/drawing/2016/5/14/chartex" xmlns:mc="http://schemas.openxmlformats.org/markup-compatibility/2006" xmlns:aink="http://schemas.microsoft.com/office/drawing/2016/ink" xmlns:am3d="http://schemas.microsoft.com/office/drawing/2017/model3d" xmlns:o="urn:schemas-microsoft-com:office:office" xmlns:oel="http://schemas.microsoft.com/office/2019/extlst" xmlns:r="http://schemas.openxmlformats.org/officeDocument/2006/relationships" xmlns:m="http://schemas.openxmlformats.org/officeDocument/2006/math" xmlns:v="urn:schemas-microsoft-com:vml" xmlns:wp14="http://schemas.microsoft.com/office/word/2010/wordprocessingDrawing" xmlns:wp="http://schemas.openxmlformats.org/drawingml/2006/wordprocessingDrawing" xmlns:w10="urn:schemas-microsoft-com:office:word" xmlns:w="http://schemas.openxmlformats.org/wordprocessingml/2006/main" xmlns:w14="http://schemas.microsoft.com/office/word/2010/wordml" xmlns:w15="http://schemas.microsoft.com/office/word/2012/wordml" xmlns:w16cex="http://schemas.microsoft.com/office/word/2018/wordml/cex" xmlns:w16cid="http://schemas.microsoft.com/office/word/2016/wordml/cid" xmlns:w16="http://schemas.microsoft.com/office/word/2018/wordml" xmlns:w16du="http://schemas.microsoft.com/office/word/2023/wordml/word16du" xmlns:w16sdtdh="http://schemas.microsoft.com/office/word/2020/wordml/sdtdatahash" xmlns:w16sdtfl="http://schemas.microsoft.com/office/word/2024/wordml/sdtformatlock" xmlns:w16se="http://schemas.microsoft.com/office/word/2015/wordml/symex" xmlns:wpg="http://schemas.microsoft.com/office/word/2010/wordprocessingGroup" xmlns:wpi="http://schemas.microsoft.com/office/word/2010/wordprocessingInk" xmlns:wne="http://schemas.microsoft.com/office/word/2006/wordml" xmlns:wps="http://schemas.microsoft.com/office/word/2010/wordprocessingShape" mc:Ignorable="w14 w15 w16se w16cid w16 w16cex w16sdtdh w16sdtfl w16du wp14">
   <w:tbl>
     <w:tblPr>
-      <w:tblStyle w:val="TableGrid"/>
+      <w:tblStyle w:val="Tablaconcuadrcula"/>
       <w:tblW w:w="10490" w:type="dxa"/>
       <w:tblInd w:w="-157" w:type="dxa"/>
       <w:tblBorders>
@@ -9518,7 +9229,7 @@
         </w:tcPr>
         <w:p>
           <w:pPr>
-            <w:pStyle w:val="Header"/>
+            <w:pStyle w:val="Encabezado"/>
           </w:pPr>
           <w:r>
             <w:rPr>
@@ -9600,7 +9311,7 @@
         </w:tcPr>
         <w:p>
           <w:pPr>
-            <w:pStyle w:val="Header"/>
+            <w:pStyle w:val="Encabezado"/>
             <w:jc w:val="center"/>
             <w:rPr>
               <w:rFonts w:ascii="Aptos Black" w:hAnsi="Aptos Black"/>
@@ -9627,7 +9338,7 @@
         </w:tcPr>
         <w:p>
           <w:pPr>
-            <w:pStyle w:val="Header"/>
+            <w:pStyle w:val="Encabezado"/>
             <w:jc w:val="center"/>
             <w:rPr>
               <w:rFonts w:ascii="Aptos Black" w:hAnsi="Aptos Black"/>
@@ -9646,7 +9357,7 @@
         </w:p>
         <w:p>
           <w:pPr>
-            <w:pStyle w:val="Header"/>
+            <w:pStyle w:val="Encabezado"/>
             <w:jc w:val="center"/>
             <w:rPr>
               <w:rFonts w:ascii="Aptos Black" w:hAnsi="Aptos Black"/>
@@ -9671,7 +9382,7 @@
         </w:tcPr>
         <w:p>
           <w:pPr>
-            <w:pStyle w:val="Header"/>
+            <w:pStyle w:val="Encabezado"/>
             <w:jc w:val="center"/>
             <w:rPr>
               <w:rFonts w:ascii="Aptos Black" w:hAnsi="Aptos Black"/>
@@ -9693,7 +9404,7 @@
   </w:tbl>
   <w:p>
     <w:pPr>
-      <w:pStyle w:val="Header"/>
+      <w:pStyle w:val="Encabezado"/>
     </w:pPr>
   </w:p>
 </w:hdr>
@@ -14983,11 +14694,11 @@
     <w:qFormat/>
     <w:rsid w:val="00B42029"/>
   </w:style>
-  <w:style w:type="paragraph" w:styleId="Heading1">
+  <w:style w:type="paragraph" w:styleId="Ttulo1">
     <w:name w:val="heading 1"/>
     <w:basedOn w:val="Normal"/>
     <w:next w:val="Normal"/>
-    <w:link w:val="Heading1Char"/>
+    <w:link w:val="Ttulo1Car"/>
     <w:uiPriority w:val="9"/>
     <w:qFormat/>
     <w:rsid w:val="00B42029"/>
@@ -15004,11 +14715,11 @@
       <w:szCs w:val="40"/>
     </w:rPr>
   </w:style>
-  <w:style w:type="paragraph" w:styleId="Heading2">
+  <w:style w:type="paragraph" w:styleId="Ttulo2">
     <w:name w:val="heading 2"/>
     <w:basedOn w:val="Normal"/>
     <w:next w:val="Normal"/>
-    <w:link w:val="Heading2Char"/>
+    <w:link w:val="Ttulo2Car"/>
     <w:uiPriority w:val="9"/>
     <w:semiHidden/>
     <w:unhideWhenUsed/>
@@ -15027,11 +14738,11 @@
       <w:szCs w:val="32"/>
     </w:rPr>
   </w:style>
-  <w:style w:type="paragraph" w:styleId="Heading3">
+  <w:style w:type="paragraph" w:styleId="Ttulo3">
     <w:name w:val="heading 3"/>
     <w:basedOn w:val="Normal"/>
     <w:next w:val="Normal"/>
-    <w:link w:val="Heading3Char"/>
+    <w:link w:val="Ttulo3Car"/>
     <w:uiPriority w:val="9"/>
     <w:semiHidden/>
     <w:unhideWhenUsed/>
@@ -15050,11 +14761,11 @@
       <w:szCs w:val="28"/>
     </w:rPr>
   </w:style>
-  <w:style w:type="paragraph" w:styleId="Heading4">
+  <w:style w:type="paragraph" w:styleId="Ttulo4">
     <w:name w:val="heading 4"/>
     <w:basedOn w:val="Normal"/>
     <w:next w:val="Normal"/>
-    <w:link w:val="Heading4Char"/>
+    <w:link w:val="Ttulo4Car"/>
     <w:uiPriority w:val="9"/>
     <w:semiHidden/>
     <w:unhideWhenUsed/>
@@ -15073,11 +14784,11 @@
       <w:color w:val="0F4761" w:themeColor="accent1" w:themeShade="BF"/>
     </w:rPr>
   </w:style>
-  <w:style w:type="paragraph" w:styleId="Heading5">
+  <w:style w:type="paragraph" w:styleId="Ttulo5">
     <w:name w:val="heading 5"/>
     <w:basedOn w:val="Normal"/>
     <w:next w:val="Normal"/>
-    <w:link w:val="Heading5Char"/>
+    <w:link w:val="Ttulo5Car"/>
     <w:uiPriority w:val="9"/>
     <w:semiHidden/>
     <w:unhideWhenUsed/>
@@ -15094,11 +14805,11 @@
       <w:color w:val="0F4761" w:themeColor="accent1" w:themeShade="BF"/>
     </w:rPr>
   </w:style>
-  <w:style w:type="paragraph" w:styleId="Heading6">
+  <w:style w:type="paragraph" w:styleId="Ttulo6">
     <w:name w:val="heading 6"/>
     <w:basedOn w:val="Normal"/>
     <w:next w:val="Normal"/>
-    <w:link w:val="Heading6Char"/>
+    <w:link w:val="Ttulo6Car"/>
     <w:uiPriority w:val="9"/>
     <w:semiHidden/>
     <w:unhideWhenUsed/>
@@ -15117,11 +14828,11 @@
       <w:color w:val="595959" w:themeColor="text1" w:themeTint="A6"/>
     </w:rPr>
   </w:style>
-  <w:style w:type="paragraph" w:styleId="Heading7">
+  <w:style w:type="paragraph" w:styleId="Ttulo7">
     <w:name w:val="heading 7"/>
     <w:basedOn w:val="Normal"/>
     <w:next w:val="Normal"/>
-    <w:link w:val="Heading7Char"/>
+    <w:link w:val="Ttulo7Car"/>
     <w:uiPriority w:val="9"/>
     <w:semiHidden/>
     <w:unhideWhenUsed/>
@@ -15138,11 +14849,11 @@
       <w:color w:val="595959" w:themeColor="text1" w:themeTint="A6"/>
     </w:rPr>
   </w:style>
-  <w:style w:type="paragraph" w:styleId="Heading8">
+  <w:style w:type="paragraph" w:styleId="Ttulo8">
     <w:name w:val="heading 8"/>
     <w:basedOn w:val="Normal"/>
     <w:next w:val="Normal"/>
-    <w:link w:val="Heading8Char"/>
+    <w:link w:val="Ttulo8Car"/>
     <w:uiPriority w:val="9"/>
     <w:semiHidden/>
     <w:unhideWhenUsed/>
@@ -15161,11 +14872,11 @@
       <w:color w:val="272727" w:themeColor="text1" w:themeTint="D8"/>
     </w:rPr>
   </w:style>
-  <w:style w:type="paragraph" w:styleId="Heading9">
+  <w:style w:type="paragraph" w:styleId="Ttulo9">
     <w:name w:val="heading 9"/>
     <w:basedOn w:val="Normal"/>
     <w:next w:val="Normal"/>
-    <w:link w:val="Heading9Char"/>
+    <w:link w:val="Ttulo9Car"/>
     <w:uiPriority w:val="9"/>
     <w:semiHidden/>
     <w:unhideWhenUsed/>
@@ -15182,13 +14893,13 @@
       <w:color w:val="272727" w:themeColor="text1" w:themeTint="D8"/>
     </w:rPr>
   </w:style>
-  <w:style w:type="character" w:default="1" w:styleId="DefaultParagraphFont">
+  <w:style w:type="character" w:default="1" w:styleId="Fuentedeprrafopredeter">
     <w:name w:val="Default Paragraph Font"/>
     <w:uiPriority w:val="1"/>
     <w:semiHidden/>
     <w:unhideWhenUsed/>
   </w:style>
-  <w:style w:type="table" w:default="1" w:styleId="TableNormal">
+  <w:style w:type="table" w:default="1" w:styleId="Tablanormal">
     <w:name w:val="Normal Table"/>
     <w:uiPriority w:val="99"/>
     <w:semiHidden/>
@@ -15203,16 +14914,16 @@
       </w:tblCellMar>
     </w:tblPr>
   </w:style>
-  <w:style w:type="numbering" w:default="1" w:styleId="NoList">
+  <w:style w:type="numbering" w:default="1" w:styleId="Sinlista">
     <w:name w:val="No List"/>
     <w:uiPriority w:val="99"/>
     <w:semiHidden/>
     <w:unhideWhenUsed/>
   </w:style>
-  <w:style w:type="character" w:customStyle="1" w:styleId="Heading1Char">
-    <w:name w:val="Heading 1 Char"/>
-    <w:basedOn w:val="DefaultParagraphFont"/>
-    <w:link w:val="Heading1"/>
+  <w:style w:type="character" w:customStyle="1" w:styleId="Ttulo1Car">
+    <w:name w:val="Título 1 Car"/>
+    <w:basedOn w:val="Fuentedeprrafopredeter"/>
+    <w:link w:val="Ttulo1"/>
     <w:uiPriority w:val="9"/>
     <w:rsid w:val="00B42029"/>
     <w:rPr>
@@ -15222,10 +14933,10 @@
       <w:szCs w:val="40"/>
     </w:rPr>
   </w:style>
-  <w:style w:type="character" w:customStyle="1" w:styleId="Heading2Char">
-    <w:name w:val="Heading 2 Char"/>
-    <w:basedOn w:val="DefaultParagraphFont"/>
-    <w:link w:val="Heading2"/>
+  <w:style w:type="character" w:customStyle="1" w:styleId="Ttulo2Car">
+    <w:name w:val="Título 2 Car"/>
+    <w:basedOn w:val="Fuentedeprrafopredeter"/>
+    <w:link w:val="Ttulo2"/>
     <w:uiPriority w:val="9"/>
     <w:semiHidden/>
     <w:rsid w:val="00B42029"/>
@@ -15236,10 +14947,10 @@
       <w:szCs w:val="32"/>
     </w:rPr>
   </w:style>
-  <w:style w:type="character" w:customStyle="1" w:styleId="Heading3Char">
-    <w:name w:val="Heading 3 Char"/>
-    <w:basedOn w:val="DefaultParagraphFont"/>
-    <w:link w:val="Heading3"/>
+  <w:style w:type="character" w:customStyle="1" w:styleId="Ttulo3Car">
+    <w:name w:val="Título 3 Car"/>
+    <w:basedOn w:val="Fuentedeprrafopredeter"/>
+    <w:link w:val="Ttulo3"/>
     <w:uiPriority w:val="9"/>
     <w:semiHidden/>
     <w:rsid w:val="00B42029"/>
@@ -15250,10 +14961,10 @@
       <w:szCs w:val="28"/>
     </w:rPr>
   </w:style>
-  <w:style w:type="character" w:customStyle="1" w:styleId="Heading4Char">
-    <w:name w:val="Heading 4 Char"/>
-    <w:basedOn w:val="DefaultParagraphFont"/>
-    <w:link w:val="Heading4"/>
+  <w:style w:type="character" w:customStyle="1" w:styleId="Ttulo4Car">
+    <w:name w:val="Título 4 Car"/>
+    <w:basedOn w:val="Fuentedeprrafopredeter"/>
+    <w:link w:val="Ttulo4"/>
     <w:uiPriority w:val="9"/>
     <w:semiHidden/>
     <w:rsid w:val="00B42029"/>
@@ -15264,10 +14975,10 @@
       <w:color w:val="0F4761" w:themeColor="accent1" w:themeShade="BF"/>
     </w:rPr>
   </w:style>
-  <w:style w:type="character" w:customStyle="1" w:styleId="Heading5Char">
-    <w:name w:val="Heading 5 Char"/>
-    <w:basedOn w:val="DefaultParagraphFont"/>
-    <w:link w:val="Heading5"/>
+  <w:style w:type="character" w:customStyle="1" w:styleId="Ttulo5Car">
+    <w:name w:val="Título 5 Car"/>
+    <w:basedOn w:val="Fuentedeprrafopredeter"/>
+    <w:link w:val="Ttulo5"/>
     <w:uiPriority w:val="9"/>
     <w:semiHidden/>
     <w:rsid w:val="00B42029"/>
@@ -15276,10 +14987,10 @@
       <w:color w:val="0F4761" w:themeColor="accent1" w:themeShade="BF"/>
     </w:rPr>
   </w:style>
-  <w:style w:type="character" w:customStyle="1" w:styleId="Heading6Char">
-    <w:name w:val="Heading 6 Char"/>
-    <w:basedOn w:val="DefaultParagraphFont"/>
-    <w:link w:val="Heading6"/>
+  <w:style w:type="character" w:customStyle="1" w:styleId="Ttulo6Car">
+    <w:name w:val="Título 6 Car"/>
+    <w:basedOn w:val="Fuentedeprrafopredeter"/>
+    <w:link w:val="Ttulo6"/>
     <w:uiPriority w:val="9"/>
     <w:semiHidden/>
     <w:rsid w:val="00B42029"/>
@@ -15290,10 +15001,10 @@
       <w:color w:val="595959" w:themeColor="text1" w:themeTint="A6"/>
     </w:rPr>
   </w:style>
-  <w:style w:type="character" w:customStyle="1" w:styleId="Heading7Char">
-    <w:name w:val="Heading 7 Char"/>
-    <w:basedOn w:val="DefaultParagraphFont"/>
-    <w:link w:val="Heading7"/>
+  <w:style w:type="character" w:customStyle="1" w:styleId="Ttulo7Car">
+    <w:name w:val="Título 7 Car"/>
+    <w:basedOn w:val="Fuentedeprrafopredeter"/>
+    <w:link w:val="Ttulo7"/>
     <w:uiPriority w:val="9"/>
     <w:semiHidden/>
     <w:rsid w:val="00B42029"/>
@@ -15302,10 +15013,10 @@
       <w:color w:val="595959" w:themeColor="text1" w:themeTint="A6"/>
     </w:rPr>
   </w:style>
-  <w:style w:type="character" w:customStyle="1" w:styleId="Heading8Char">
-    <w:name w:val="Heading 8 Char"/>
-    <w:basedOn w:val="DefaultParagraphFont"/>
-    <w:link w:val="Heading8"/>
+  <w:style w:type="character" w:customStyle="1" w:styleId="Ttulo8Car">
+    <w:name w:val="Título 8 Car"/>
+    <w:basedOn w:val="Fuentedeprrafopredeter"/>
+    <w:link w:val="Ttulo8"/>
     <w:uiPriority w:val="9"/>
     <w:semiHidden/>
     <w:rsid w:val="00B42029"/>
@@ -15316,10 +15027,10 @@
       <w:color w:val="272727" w:themeColor="text1" w:themeTint="D8"/>
     </w:rPr>
   </w:style>
-  <w:style w:type="character" w:customStyle="1" w:styleId="Heading9Char">
-    <w:name w:val="Heading 9 Char"/>
-    <w:basedOn w:val="DefaultParagraphFont"/>
-    <w:link w:val="Heading9"/>
+  <w:style w:type="character" w:customStyle="1" w:styleId="Ttulo9Car">
+    <w:name w:val="Título 9 Car"/>
+    <w:basedOn w:val="Fuentedeprrafopredeter"/>
+    <w:link w:val="Ttulo9"/>
     <w:uiPriority w:val="9"/>
     <w:semiHidden/>
     <w:rsid w:val="00B42029"/>
@@ -15328,11 +15039,11 @@
       <w:color w:val="272727" w:themeColor="text1" w:themeTint="D8"/>
     </w:rPr>
   </w:style>
-  <w:style w:type="paragraph" w:styleId="Title">
+  <w:style w:type="paragraph" w:styleId="Ttulo">
     <w:name w:val="Title"/>
     <w:basedOn w:val="Normal"/>
     <w:next w:val="Normal"/>
-    <w:link w:val="TitleChar"/>
+    <w:link w:val="TtuloCar"/>
     <w:uiPriority w:val="10"/>
     <w:qFormat/>
     <w:rsid w:val="00B42029"/>
@@ -15348,10 +15059,10 @@
       <w:szCs w:val="56"/>
     </w:rPr>
   </w:style>
-  <w:style w:type="character" w:customStyle="1" w:styleId="TitleChar">
-    <w:name w:val="Title Char"/>
-    <w:basedOn w:val="DefaultParagraphFont"/>
-    <w:link w:val="Title"/>
+  <w:style w:type="character" w:customStyle="1" w:styleId="TtuloCar">
+    <w:name w:val="Título Car"/>
+    <w:basedOn w:val="Fuentedeprrafopredeter"/>
+    <w:link w:val="Ttulo"/>
     <w:uiPriority w:val="10"/>
     <w:rsid w:val="00B42029"/>
     <w:rPr>
@@ -15362,11 +15073,11 @@
       <w:szCs w:val="56"/>
     </w:rPr>
   </w:style>
-  <w:style w:type="paragraph" w:styleId="Subtitle">
+  <w:style w:type="paragraph" w:styleId="Subttulo">
     <w:name w:val="Subtitle"/>
     <w:basedOn w:val="Normal"/>
     <w:next w:val="Normal"/>
-    <w:link w:val="SubtitleChar"/>
+    <w:link w:val="SubttuloCar"/>
     <w:uiPriority w:val="11"/>
     <w:qFormat/>
     <w:rsid w:val="00B42029"/>
@@ -15383,10 +15094,10 @@
       <w:szCs w:val="28"/>
     </w:rPr>
   </w:style>
-  <w:style w:type="character" w:customStyle="1" w:styleId="SubtitleChar">
-    <w:name w:val="Subtitle Char"/>
-    <w:basedOn w:val="DefaultParagraphFont"/>
-    <w:link w:val="Subtitle"/>
+  <w:style w:type="character" w:customStyle="1" w:styleId="SubttuloCar">
+    <w:name w:val="Subtítulo Car"/>
+    <w:basedOn w:val="Fuentedeprrafopredeter"/>
+    <w:link w:val="Subttulo"/>
     <w:uiPriority w:val="11"/>
     <w:rsid w:val="00B42029"/>
     <w:rPr>
@@ -15397,11 +15108,11 @@
       <w:szCs w:val="28"/>
     </w:rPr>
   </w:style>
-  <w:style w:type="paragraph" w:styleId="Quote">
+  <w:style w:type="paragraph" w:styleId="Cita">
     <w:name w:val="Quote"/>
     <w:basedOn w:val="Normal"/>
     <w:next w:val="Normal"/>
-    <w:link w:val="QuoteChar"/>
+    <w:link w:val="CitaCar"/>
     <w:uiPriority w:val="29"/>
     <w:qFormat/>
     <w:rsid w:val="00B42029"/>
@@ -15415,10 +15126,10 @@
       <w:color w:val="404040" w:themeColor="text1" w:themeTint="BF"/>
     </w:rPr>
   </w:style>
-  <w:style w:type="character" w:customStyle="1" w:styleId="QuoteChar">
-    <w:name w:val="Quote Char"/>
-    <w:basedOn w:val="DefaultParagraphFont"/>
-    <w:link w:val="Quote"/>
+  <w:style w:type="character" w:customStyle="1" w:styleId="CitaCar">
+    <w:name w:val="Cita Car"/>
+    <w:basedOn w:val="Fuentedeprrafopredeter"/>
+    <w:link w:val="Cita"/>
     <w:uiPriority w:val="29"/>
     <w:rsid w:val="00B42029"/>
     <w:rPr>
@@ -15427,11 +15138,11 @@
       <w:color w:val="404040" w:themeColor="text1" w:themeTint="BF"/>
     </w:rPr>
   </w:style>
-  <w:style w:type="paragraph" w:styleId="ListParagraph">
+  <w:style w:type="paragraph" w:styleId="Prrafodelista">
     <w:name w:val="List Paragraph"/>
     <w:aliases w:val="Bulleted List,Fundamentacion,Lista vistosa - Énfasis 11,Párrafo de lista2,Párrafo de lista1,Lista media 2 - Énfasis 41,Formatoo,Tabla,Contenido,SubPárrafo de lista,Titulo de Fígura,TITULO A,Cita Pie de Página,titulo,N°"/>
     <w:basedOn w:val="Normal"/>
-    <w:link w:val="ListParagraphChar"/>
+    <w:link w:val="PrrafodelistaCar"/>
     <w:uiPriority w:val="34"/>
     <w:qFormat/>
     <w:rsid w:val="00B42029"/>
@@ -15440,9 +15151,9 @@
       <w:contextualSpacing/>
     </w:pPr>
   </w:style>
-  <w:style w:type="character" w:styleId="IntenseEmphasis">
+  <w:style w:type="character" w:styleId="nfasisintenso">
     <w:name w:val="Intense Emphasis"/>
-    <w:basedOn w:val="DefaultParagraphFont"/>
+    <w:basedOn w:val="Fuentedeprrafopredeter"/>
     <w:uiPriority w:val="21"/>
     <w:qFormat/>
     <w:rsid w:val="00B42029"/>
@@ -15452,11 +15163,11 @@
       <w:color w:val="0F4761" w:themeColor="accent1" w:themeShade="BF"/>
     </w:rPr>
   </w:style>
-  <w:style w:type="paragraph" w:styleId="IntenseQuote">
+  <w:style w:type="paragraph" w:styleId="Citadestacada">
     <w:name w:val="Intense Quote"/>
     <w:basedOn w:val="Normal"/>
     <w:next w:val="Normal"/>
-    <w:link w:val="IntenseQuoteChar"/>
+    <w:link w:val="CitadestacadaCar"/>
     <w:uiPriority w:val="30"/>
     <w:qFormat/>
     <w:rsid w:val="00B42029"/>
@@ -15475,10 +15186,10 @@
       <w:color w:val="0F4761" w:themeColor="accent1" w:themeShade="BF"/>
     </w:rPr>
   </w:style>
-  <w:style w:type="character" w:customStyle="1" w:styleId="IntenseQuoteChar">
-    <w:name w:val="Intense Quote Char"/>
-    <w:basedOn w:val="DefaultParagraphFont"/>
-    <w:link w:val="IntenseQuote"/>
+  <w:style w:type="character" w:customStyle="1" w:styleId="CitadestacadaCar">
+    <w:name w:val="Cita destacada Car"/>
+    <w:basedOn w:val="Fuentedeprrafopredeter"/>
+    <w:link w:val="Citadestacada"/>
     <w:uiPriority w:val="30"/>
     <w:rsid w:val="00B42029"/>
     <w:rPr>
@@ -15487,9 +15198,9 @@
       <w:color w:val="0F4761" w:themeColor="accent1" w:themeShade="BF"/>
     </w:rPr>
   </w:style>
-  <w:style w:type="character" w:styleId="IntenseReference">
+  <w:style w:type="character" w:styleId="Referenciaintensa">
     <w:name w:val="Intense Reference"/>
-    <w:basedOn w:val="DefaultParagraphFont"/>
+    <w:basedOn w:val="Fuentedeprrafopredeter"/>
     <w:uiPriority w:val="32"/>
     <w:qFormat/>
     <w:rsid w:val="00B42029"/>
@@ -15501,9 +15212,9 @@
       <w:spacing w:val="5"/>
     </w:rPr>
   </w:style>
-  <w:style w:type="table" w:styleId="TableGrid">
+  <w:style w:type="table" w:styleId="Tablaconcuadrcula">
     <w:name w:val="Table Grid"/>
-    <w:basedOn w:val="TableNormal"/>
+    <w:basedOn w:val="Tablanormal"/>
     <w:uiPriority w:val="39"/>
     <w:rsid w:val="00B42029"/>
     <w:pPr>
@@ -15520,10 +15231,10 @@
       </w:tblBorders>
     </w:tblPr>
   </w:style>
-  <w:style w:type="paragraph" w:styleId="Header">
+  <w:style w:type="paragraph" w:styleId="Encabezado">
     <w:name w:val="header"/>
     <w:basedOn w:val="Normal"/>
-    <w:link w:val="HeaderChar"/>
+    <w:link w:val="EncabezadoCar"/>
     <w:uiPriority w:val="99"/>
     <w:unhideWhenUsed/>
     <w:rsid w:val="00B42029"/>
@@ -15535,17 +15246,17 @@
       <w:spacing w:after="0" w:line="240" w:lineRule="auto"/>
     </w:pPr>
   </w:style>
-  <w:style w:type="character" w:customStyle="1" w:styleId="HeaderChar">
-    <w:name w:val="Header Char"/>
-    <w:basedOn w:val="DefaultParagraphFont"/>
-    <w:link w:val="Header"/>
+  <w:style w:type="character" w:customStyle="1" w:styleId="EncabezadoCar">
+    <w:name w:val="Encabezado Car"/>
+    <w:basedOn w:val="Fuentedeprrafopredeter"/>
+    <w:link w:val="Encabezado"/>
     <w:uiPriority w:val="99"/>
     <w:rsid w:val="00B42029"/>
   </w:style>
-  <w:style w:type="paragraph" w:styleId="Footer">
+  <w:style w:type="paragraph" w:styleId="Piedepgina">
     <w:name w:val="footer"/>
     <w:basedOn w:val="Normal"/>
-    <w:link w:val="FooterChar"/>
+    <w:link w:val="PiedepginaCar"/>
     <w:uiPriority w:val="99"/>
     <w:unhideWhenUsed/>
     <w:rsid w:val="00B42029"/>
@@ -15557,17 +15268,17 @@
       <w:spacing w:after="0" w:line="240" w:lineRule="auto"/>
     </w:pPr>
   </w:style>
-  <w:style w:type="character" w:customStyle="1" w:styleId="FooterChar">
-    <w:name w:val="Footer Char"/>
-    <w:basedOn w:val="DefaultParagraphFont"/>
-    <w:link w:val="Footer"/>
+  <w:style w:type="character" w:customStyle="1" w:styleId="PiedepginaCar">
+    <w:name w:val="Pie de página Car"/>
+    <w:basedOn w:val="Fuentedeprrafopredeter"/>
+    <w:link w:val="Piedepgina"/>
     <w:uiPriority w:val="99"/>
     <w:rsid w:val="00B42029"/>
   </w:style>
-  <w:style w:type="character" w:customStyle="1" w:styleId="ListParagraphChar">
-    <w:name w:val="List Paragraph Char"/>
-    <w:aliases w:val="Bulleted List Char,Fundamentacion Char,Lista vistosa - Énfasis 11 Char,Párrafo de lista2 Char,Párrafo de lista1 Char,Lista media 2 - Énfasis 41 Char,Formatoo Char,Tabla Char,Contenido Char,SubPárrafo de lista Char,TITULO A Char"/>
-    <w:link w:val="ListParagraph"/>
+  <w:style w:type="character" w:customStyle="1" w:styleId="PrrafodelistaCar">
+    <w:name w:val="Párrafo de lista Car"/>
+    <w:aliases w:val="Bulleted List Car,Fundamentacion Car,Lista vistosa - Énfasis 11 Car,Párrafo de lista2 Car,Párrafo de lista1 Car,Lista media 2 - Énfasis 41 Car,Formatoo Car,Tabla Car,Contenido Car,SubPárrafo de lista Car,Titulo de Fígura Car,N° Car"/>
+    <w:link w:val="Prrafodelista"/>
     <w:uiPriority w:val="34"/>
     <w:qFormat/>
     <w:rsid w:val="00B42029"/>
@@ -15591,9 +15302,9 @@
       <w14:ligatures w14:val="none"/>
     </w:rPr>
   </w:style>
-  <w:style w:type="character" w:styleId="Strong">
+  <w:style w:type="character" w:styleId="Fuerte">
     <w:name w:val="Strong"/>
-    <w:basedOn w:val="DefaultParagraphFont"/>
+    <w:basedOn w:val="Fuentedeprrafopredeter"/>
     <w:uiPriority w:val="22"/>
     <w:qFormat/>
     <w:rsid w:val="00B42029"/>
@@ -15620,9 +15331,9 @@
       <w14:ligatures w14:val="none"/>
     </w:rPr>
   </w:style>
-  <w:style w:type="character" w:styleId="Hyperlink">
+  <w:style w:type="character" w:styleId="Hipervnculo">
     <w:name w:val="Hyperlink"/>
-    <w:basedOn w:val="DefaultParagraphFont"/>
+    <w:basedOn w:val="Fuentedeprrafopredeter"/>
     <w:uiPriority w:val="99"/>
     <w:unhideWhenUsed/>
     <w:rsid w:val="00B42029"/>
@@ -15633,7 +15344,7 @@
   </w:style>
   <w:style w:type="character" w:customStyle="1" w:styleId="Mencinsinresolver1">
     <w:name w:val="Mención sin resolver1"/>
-    <w:basedOn w:val="DefaultParagraphFont"/>
+    <w:basedOn w:val="Fuentedeprrafopredeter"/>
     <w:uiPriority w:val="99"/>
     <w:semiHidden/>
     <w:unhideWhenUsed/>
@@ -15645,7 +15356,7 @@
   </w:style>
   <w:style w:type="character" w:customStyle="1" w:styleId="xv78j7m">
     <w:name w:val="xv78j7m"/>
-    <w:basedOn w:val="DefaultParagraphFont"/>
+    <w:basedOn w:val="Fuentedeprrafopredeter"/>
     <w:rsid w:val="00806FD1"/>
   </w:style>
 </w:styles>
